--- a/docs/handover/05_PoC_범위_정의서.docx
+++ b/docs/handover/05_PoC_범위_정의서.docx
@@ -5871,7 +5871,7 @@
                 <w:szCs w:val="15"/>
                 <w:rFonts w:ascii="Malgun Gothic" w:hAnsi="Malgun Gothic" w:eastAsia="Malgun Gothic" w:cs="Malgun Gothic"/>
               </w:rPr>
-              <w:t xml:space="preserve">기후(12개 산지 기상 — ERA5-Land, 엘니뇨 지수, 산불)</w:t>
+              <w:t xml:space="preserve">기후(23개 산지 기상 — ERA5-Land 관측 + 15일 예보, 엘니뇨 지수, 산불)</w:t>
             </w:r>
           </w:p>
         </w:tc>
@@ -6007,7 +6007,7 @@
                 <w:szCs w:val="15"/>
                 <w:rFonts w:ascii="Malgun Gothic" w:hAnsi="Malgun Gothic" w:eastAsia="Malgun Gothic" w:cs="Malgun Gothic"/>
               </w:rPr>
-              <w:t xml:space="preserve">12지역 × 8변수(설계값 약 22만 행) — 저장소 미보관</w:t>
+              <w:t xml:space="preserve">23지역(대두 19·팜유 4) × 8변수(설계값) + 예보 5변수 — 저장소 미보관</w:t>
             </w:r>
           </w:p>
         </w:tc>
@@ -7402,7 +7402,7 @@
                 <w:szCs w:val="15"/>
                 <w:rFonts w:ascii="Malgun Gothic" w:hAnsi="Malgun Gothic" w:eastAsia="Malgun Gothic" w:cs="Malgun Gothic"/>
               </w:rPr>
-              <w:t xml:space="preserve">엔티티 191 · 관계 61종 · 인과 엣지 24(검증 10·후보 14)</w:t>
+              <w:t xml:space="preserve">엔티티 214 · 관계 61종 · 인과 엣지 24(검증 10·후보 14)</w:t>
             </w:r>
           </w:p>
         </w:tc>

--- a/docs/handover/05_PoC_범위_정의서.docx
+++ b/docs/handover/05_PoC_범위_정의서.docx
@@ -11146,6 +11146,96 @@
     </w:p>
     <w:p>
       <w:pPr>
+        <w:pBdr>
+          <w:left w:val="single" w:color="B9721C" w:sz="12" w:space="8"/>
+        </w:pBdr>
+        <w:spacing w:after="40" w:line="280"/>
+        <w:ind w:left="360"/>
+      </w:pPr>
+      <w:r>
+        <w:rPr>
+          <w:color w:val="374151"/>
+          <w:sz w:val="18"/>
+          <w:szCs w:val="18"/>
+          <w:rFonts w:ascii="Malgun Gothic" w:hAnsi="Malgun Gothic" w:eastAsia="Malgun Gothic" w:cs="Malgun Gothic"/>
+        </w:rPr>
+        <w:t xml:space="preserve">6.1 신뢰도 평가 지표 체계 — 2단계 검증 (2026-09-14 신설)</w:t>
+      </w:r>
+    </w:p>
+    <w:p>
+      <w:pPr>
+        <w:pBdr>
+          <w:left w:val="single" w:color="B9721C" w:sz="12" w:space="8"/>
+        </w:pBdr>
+        <w:spacing w:after="40" w:line="280"/>
+        <w:ind w:left="360"/>
+      </w:pPr>
+      <w:r>
+        <w:rPr>
+          <w:color w:val="374151"/>
+          <w:sz w:val="18"/>
+          <w:szCs w:val="18"/>
+          <w:rFonts w:ascii="Malgun Gothic" w:hAnsi="Malgun Gothic" w:eastAsia="Malgun Gothic" w:cs="Malgun Gothic"/>
+        </w:rPr>
+        <w:t xml:space="preserve">1단계(과거 데이터로 핵심 변인 식별)와 2단계(가격 변동 범위)는 ①과거 데이터 기반 1차 검증 → ②실시간 수집 데이터 유형별 적용 논리의 2차 검증을 거친다. 지표는 일별 브리프 '보고서 신뢰도' 블록과 월별 부록에 같은 정의로 표시된다(산출 코드 src/evaluation/g1_reliability.py).</w:t>
+      </w:r>
+    </w:p>
+    <w:p>
+      <w:pPr>
+        <w:pBdr>
+          <w:left w:val="single" w:color="B9721C" w:sz="12" w:space="8"/>
+        </w:pBdr>
+        <w:spacing w:after="40" w:line="280"/>
+        <w:ind w:left="360"/>
+      </w:pPr>
+      <w:r>
+        <w:rPr>
+          <w:color w:val="374151"/>
+          <w:sz w:val="18"/>
+          <w:szCs w:val="18"/>
+          <w:rFonts w:ascii="Malgun Gothic" w:hAnsi="Malgun Gothic" w:eastAsia="Malgun Gothic" w:cs="Malgun Gothic"/>
+        </w:rPr>
+        <w:t xml:space="preserve">1차(과거) — 변인 순위 안정성: 표본을 5구간 누적해 다시 셀 때 순위 상관 0.75·부호 일치 97.5% / 인과 검정 재현성: 유의 2/10·지속률 1.0 / 경보 규칙 소급 성적: 해상운임 규칙 오경보 근사율 5/20/60일 49/46/39%(실발행 아님 — 소급 합성) / 참고 범위 폭 진단: 실측 포함 비율 5/20/60일 75/72/72%(명목 80%, 2020·2022 국면 21~52%) / 유사 시기 참조 분별력: 조건부 폭 비율 0.99~1.01. (첫 산출값은 진단 입력·부분 마트 기준)</w:t>
+      </w:r>
+    </w:p>
+    <w:p>
+      <w:pPr>
+        <w:pBdr>
+          <w:left w:val="single" w:color="B9721C" w:sz="12" w:space="8"/>
+        </w:pBdr>
+        <w:spacing w:after="40" w:line="280"/>
+        <w:ind w:left="360"/>
+      </w:pPr>
+      <w:r>
+        <w:rPr>
+          <w:color w:val="374151"/>
+          <w:sz w:val="18"/>
+          <w:szCs w:val="18"/>
+          <w:rFonts w:ascii="Malgun Gothic" w:hAnsi="Malgun Gothic" w:eastAsia="Malgun Gothic" w:cs="Malgun Gothic"/>
+        </w:rPr>
+        <w:t xml:space="preserve">2차(실시간) — 입력 정확도: 정산가 교차검증 중앙값 0.1003%·상위 1% 1.34% / 시점 정확도: 정합 위반 0·개정 미보존 94/438 지표 분석 제외 / 경보 정합성: 경보판 1 = 서명 기록 1 / 발행 무결성: 16일 기록·연속 통과 5회 / 수집 채널 실적: 비정형 도달률 90%·23지표 / 데이터 유형별 규칙 재검증: 정합 4·판정 대기 1 / 실발행 경보 원장: 2건 기록(성숙 8회 이상부터 사후 성적).</w:t>
+      </w:r>
+    </w:p>
+    <w:p>
+      <w:pPr>
+        <w:pBdr>
+          <w:left w:val="single" w:color="B9721C" w:sz="12" w:space="8"/>
+        </w:pBdr>
+        <w:spacing w:after="40" w:line="280"/>
+        <w:ind w:left="360"/>
+      </w:pPr>
+      <w:r>
+        <w:rPr>
+          <w:color w:val="374151"/>
+          <w:sz w:val="18"/>
+          <w:szCs w:val="18"/>
+          <w:rFonts w:ascii="Malgun Gothic" w:hAnsi="Malgun Gothic" w:eastAsia="Malgun Gothic" w:cs="Malgun Gothic"/>
+        </w:rPr>
+        <w:t xml:space="preserve">이 지표들은 '예측이 맞았는가'가 아니라 '과정이 검증됐고 규칙이 실시간에도 성립하는가'를 잰다. 방향 맞힘 비율·확률 주장은 산출하지 않는다.</w:t>
+      </w:r>
+    </w:p>
+    <w:p>
+      <w:pPr>
         <w:pStyle w:val="Heading1"/>
         <w:spacing w:before="240" w:after="120"/>
       </w:pPr>
@@ -11465,6 +11555,22 @@
                 <w:rFonts w:ascii="Malgun Gothic" w:hAnsi="Malgun Gothic" w:eastAsia="Malgun Gothic" w:cs="Malgun Gothic"/>
               </w:rPr>
               <w:t xml:space="preserve">경보 기준 5개 중 2개 평가 코드 미완 · 인수 측 해석 훈련 필요</w:t>
+            </w:r>
+          </w:p>
+          <w:p>
+            <w:pPr>
+              <w:spacing w:after="0" w:line="260"/>
+            </w:pPr>
+            <w:r>
+              <w:rPr>
+                <w:b w:val="false"/>
+                <w:bCs w:val="false"/>
+                <w:color w:val="1F2430"/>
+                <w:sz w:val="18"/>
+                <w:szCs w:val="18"/>
+                <w:rFonts w:ascii="Malgun Gothic" w:hAnsi="Malgun Gothic" w:eastAsia="Malgun Gothic" w:cs="Malgun Gothic"/>
+              </w:rPr>
+              <w:t xml:space="preserve">2단계 시범판(Preview) 실현성 평가 요약(2026-09-14): 백테스트 전용 시범판은 기술적으로 지금 가능하나 확률 밴드 모델 코드는 아직 없다(최소판 1~3주 추정). 기준선(직전 250거래일 분포) 실측에서 명목 80% 범위가 실제 변동을 담은 비율은 5/20/60거래일 78/74/62%이고 2020·2025 같은 국면 전환기에는 22~27%까지 떨어진다. 실시간 검증은 60거래일 첫 대조 2026-12-03, 통계적 의미는 2027-09 이후. 판정: 동결 유지(위 4조건 무변경), 재개 시 기준선 산출물을 시범판 1판으로 사용.</w:t>
             </w:r>
           </w:p>
         </w:tc>

--- a/docs/handover/05_PoC_범위_정의서.docx
+++ b/docs/handover/05_PoC_범위_정의서.docx
@@ -128,7 +128,7 @@
                 <w:color w:val="3B3B3B"/>
                 <w:sz w:val="19"/>
               </w:rPr>
-              <w:t>읽는 사람: 구매팀장·구매 실무자·팀장·부서장. 통계·머신러닝 지식 없이 읽을 수 있게 씀. 이 문서의 자리: 인수인계 묶음의 7번째 문서. "이번 PoC가 무엇을 했고(In) 무엇을 하지 않았는지(Out), 어떤 데이터 자산이 남았고, 무엇이 검증됐으며, 다음 단계는 무엇인지"를 한 문서에 확정함. 작성 기준일 2026-09-13 · 최근 개선 반영 2026-09-27(§10) · 수치는 저장소 실측값이며, 측정이 아닌 설계상 목표치는 설계값으로 표기함. 동반 파일: 같은 이름의 .docx(보고서 양식) · _요약.pptx(요약 발표 자료) · 05_PoC_데이터_자산_목록.xlsx(표 시트) — 세 파일은 scripts/build_handover_docs.py가 이 md에서 다시 만듦(2026-09-27부터 재생성 가능).</w:t>
+              <w:t>읽는 사람: 구매팀장·구매 실무자·팀장·부서장. 통계·머신러닝 지식 없이 읽을 수 있게 씀. 이 문서의 자리: 인수인계 묶음의 7번째 문서. "이번 PoC가 무엇을 했고(In) 무엇을 하지 않았는지(Out), 어떤 데이터 자산이 남았고, 무엇이 검증됐으며, 다음 단계는 무엇인지"를 한 문서에 확정함. 작성 기준일 2026-09-13 · 최근 개선 반영 2026-09-27(§10) · 수치는 저장소 실측값이며, 측정이 아닌 설계상 목표치는 설계값으로 표기함. 동반 파일: 같은 이름의 .docx(보고서 양식) · _요약.pptx(요약 발표 자료) · 05_PoC_데이터_자산_목록.xlsx(표 시트) — scripts/build_handover_docs.py가 다시 만듦(docx·xlsx는 이 md에서, 요약 pptx는 scripts/handover_content.py 내용 정본에서 · 2026-09-27부터 재생성 가능).</w:t>
             </w:r>
           </w:p>
         </w:tc>
@@ -789,7 +789,7 @@
                 <w:color w:val="3B3B3B"/>
                 <w:sz w:val="17"/>
               </w:rPr>
-              <w:t>매 영업일 아침(한국시간 07~08시, 예정 04:17에서 실행 지연 흡수) 자동 발행. 핵심 변인·경보·과거 비슷한 시기·공급 경로·해상 위험·주요 지표·지정학 동향·뉴스·일정의 9블록(지정학 동향은 2026-09-25 신설)</w:t>
+              <w:t>매 영업일 아침(한국시간 07~08시, 예정 04:17에서 실행 지연 흡수) 자동 발행. 한눈 요약·가격 추세와 핵심 변인·경보·과거 비슷한 시기·공급 경로와 해상 위험·주요 지표·지정학 동향·뉴스·일정의 9블록(지정학 동향은 2026-09-25 신설)</w:t>
             </w:r>
           </w:p>
         </w:tc>
@@ -5209,7 +5209,7 @@
                 <w:color w:val="3B3B3B"/>
                 <w:sz w:val="17"/>
               </w:rPr>
-              <w:t>맨 위 신뢰 스트립이 초록일 때만 아래를 그대로 읽음. 블록 순서: 한눈 요약 → 가격 추세·핵심 변인 → 금일 경보 → 과거 비슷한 시기 → 공급 경로·해상 위험 → 주요 지표 → 지정학 동향 → 시장 뉴스 → 주목 일정. 각 블록에 [현황]→[요인]→[전망]→[유의] 4단 요약. 핵심 변인마다 '연결 근거'(검증된 원인→결과 경로)와 최근 14일 관련 기사(한국어 헤드라인)가 붙음</w:t>
+              <w:t>맨 위 신뢰 스트립이 초록일 때만 아래를 그대로 읽음. 블록 순서: 한눈 요약 → 가격 추세·핵심 변인 → 금일 경보 → 과거 비슷한 시기 → 공급 경로·해상 위험 → 주요 지표 → 지정학 동향 → 시장 뉴스 → 주목 일정. 각 블록에 [현황]→[요인]→[전망]→[유의] 4단 요약. 핵심 변인마다 '연결 근거'(용어·인과 사전 등재 경로 — 검증 상태 표기)와 최근 14일 키워드 연결 기사(한국어 헤드라인)가 붙음</w:t>
             </w:r>
           </w:p>
         </w:tc>
@@ -9851,7 +9851,7 @@
                 <w:color w:val="3B3B3B"/>
                 <w:sz w:val="17"/>
               </w:rPr>
-              <w:t>용어·인과 사전에서 키워드와 인과 경로를 파생, 창 14일, 지정학 기사 포함, 변인마다 '연결 근거' 한 줄(경로 미등재는 "상관 기반 참고")</w:t>
+              <w:t>용어·인과 사전에서 키워드와 사전 등재 경로를 파생, 창 14일, 지정학 기사 포함, 변인마다 '연결 근거' 한 줄(사전의 검증 상태 표기 — 당일 인과 식별이 아님 · 경로 미등재는 "상관 기반 참고")</w:t>
             </w:r>
           </w:p>
         </w:tc>
@@ -9952,7 +9952,7 @@
                 <w:color w:val="3B3B3B"/>
                 <w:sz w:val="17"/>
               </w:rPr>
-              <w:t>사례별 관련 변수를 등재해 날짜 겹침 AND 인과 관련일 때만 배지, 변수→대두유 연결 설명 추가</w:t>
+              <w:t>사례별 관련 변수를 등재해 날짜 겹침 AND 관련 변수 등재일 때만 배지(관련성 필터 — 인과 증명 아님), 변수→대두유 연결 설명(사전 등재 경로) 추가</w:t>
             </w:r>
           </w:p>
         </w:tc>
@@ -10050,7 +10050,7 @@
                 <w:color w:val="3B3B3B"/>
                 <w:sz w:val="17"/>
               </w:rPr>
-              <w:t>수집 단계에서 기사별 한국어 헤드라인 생성(정확도 우선 외부 언어모델·캐시·일 상한 60건), 브리프는 헤드라인 + 원제 보조줄</w:t>
+              <w:t>수집 단계에서 기사별 한국어 헤드라인 생성(정확도 우선 외부 언어모델·캐시로 중복 호출 최소화·일 상한 60건 초과분과 실패분은 원제 유지), 브리프는 헤드라인 + 원제 보조줄</w:t>
             </w:r>
           </w:p>
         </w:tc>
@@ -10069,7 +10069,7 @@
                 <w:color w:val="3B3B3B"/>
                 <w:sz w:val="17"/>
               </w:rPr>
-              <w:t>✅ 2026-09-27 반영 · 첫 실데이터는 다음 자동 실행부터</w:t>
+              <w:t>🔁 2026-09-27 적용 · 실판정은 자동 실행 결과로(§10 하단 기록)</w:t>
             </w:r>
           </w:p>
         </w:tc>

--- a/docs/handover/05_PoC_범위_정의서.docx
+++ b/docs/handover/05_PoC_범위_정의서.docx
@@ -10069,7 +10069,7 @@
                 <w:color w:val="3B3B3B"/>
                 <w:sz w:val="17"/>
               </w:rPr>
-              <w:t>🔁 2026-09-27 적용 · 실판정은 자동 실행 결과로(§10 하단 기록)</w:t>
+              <w:t>✅ 2026-09-27 실판정 — 자동 실행 #115에서 11건 생성·브리프 반영 확인</w:t>
             </w:r>
           </w:p>
         </w:tc>
@@ -10477,6 +10477,21 @@
       <w:pPr>
         <w:spacing w:after="40"/>
       </w:pPr>
+    </w:p>
+    <w:p>
+      <w:pPr>
+        <w:spacing w:after="120" w:before="0"/>
+        <w:jc w:val="left"/>
+      </w:pPr>
+      <w:r>
+        <w:rPr>
+          <w:rFonts w:ascii="청정원명조 R" w:hAnsi="청정원명조 R" w:eastAsia="청정원명조 R" w:cs="청정원명조 R"/>
+          <w:b w:val="0"/>
+          <w:color w:val="3B3B3B"/>
+          <w:sz w:val="21"/>
+        </w:rPr>
+        <w:t>실판정(2026-09-27 자동 실행 #115, 20개 작업 전부 성공): 변동일 편차가 날짜별로 달라짐(난방유 −0.2/+0.9/+1.9/+1.1), 변인 5개 전부 연결 근거 표시·3개에 기사 연결, 유사 시기 사례가 관련 변수로만 연결, 한국어 헤드라인 11건 생성, 팜유(MYR) 표시 복구. 남은 미세 결함(국가명 단독 키워드 오연결·표 편차 척도)은 같은 날 수정해 다음 실행부터 적용.</w:t>
+      </w:r>
     </w:p>
     <w:p>
       <w:pPr>
